--- a/TI.1.2 PAO202651_SOAP_DOTNET_SINBDD_NRC36883_GR09/01. UML/0.2 ECUD/ECUD_CONVERSION_UNIDADES_SEGURIDAD_COMPLETA (1).docx
+++ b/TI.1.2 PAO202651_SOAP_DOTNET_SINBDD_NRC36883_GR09/01. UML/0.2 ECUD/ECUD_CONVERSION_UNIDADES_SEGURIDAD_COMPLETA (1).docx
@@ -3149,7 +3149,7 @@
       <w:r>
         <w:fldChar w:fldCharType="separate"/>
       </w:r>
-      <w:hyperlink w:anchor="_Toc243458957" w:history="1">
+      <w:hyperlink w:anchor="_Toc243474509" w:history="1">
         <w:r>
           <w:rPr>
             <w:rStyle w:val="Hipervnculo"/>
@@ -3176,7 +3176,7 @@
             <w:noProof/>
             <w:webHidden/>
           </w:rPr>
-          <w:instrText xml:space="preserve"> PAGEREF _Toc243458957 \h </w:instrText>
+          <w:instrText xml:space="preserve"> PAGEREF _Toc243474509 \h </w:instrText>
         </w:r>
         <w:r>
           <w:rPr>
@@ -3224,7 +3224,7 @@
           <w14:ligatures w14:val="standardContextual"/>
         </w:rPr>
       </w:pPr>
-      <w:hyperlink w:anchor="_Toc243458958" w:history="1">
+      <w:hyperlink w:anchor="_Toc243474510" w:history="1">
         <w:r>
           <w:rPr>
             <w:rStyle w:val="Hipervnculo"/>
@@ -3251,7 +3251,7 @@
             <w:noProof/>
             <w:webHidden/>
           </w:rPr>
-          <w:instrText xml:space="preserve"> PAGEREF _Toc243458958 \h </w:instrText>
+          <w:instrText xml:space="preserve"> PAGEREF _Toc243474510 \h </w:instrText>
         </w:r>
         <w:r>
           <w:rPr>
@@ -3299,7 +3299,7 @@
           <w14:ligatures w14:val="standardContextual"/>
         </w:rPr>
       </w:pPr>
-      <w:hyperlink w:anchor="_Toc243458959" w:history="1">
+      <w:hyperlink w:anchor="_Toc243474511" w:history="1">
         <w:r>
           <w:rPr>
             <w:rStyle w:val="Hipervnculo"/>
@@ -3326,7 +3326,7 @@
             <w:noProof/>
             <w:webHidden/>
           </w:rPr>
-          <w:instrText xml:space="preserve"> PAGEREF _Toc243458959 \h </w:instrText>
+          <w:instrText xml:space="preserve"> PAGEREF _Toc243474511 \h </w:instrText>
         </w:r>
         <w:r>
           <w:rPr>
@@ -3374,7 +3374,7 @@
           <w14:ligatures w14:val="standardContextual"/>
         </w:rPr>
       </w:pPr>
-      <w:hyperlink w:anchor="_Toc243458960" w:history="1">
+      <w:hyperlink w:anchor="_Toc243474512" w:history="1">
         <w:r>
           <w:rPr>
             <w:rStyle w:val="Hipervnculo"/>
@@ -3401,7 +3401,7 @@
             <w:noProof/>
             <w:webHidden/>
           </w:rPr>
-          <w:instrText xml:space="preserve"> PAGEREF _Toc243458960 \h </w:instrText>
+          <w:instrText xml:space="preserve"> PAGEREF _Toc243474512 \h </w:instrText>
         </w:r>
         <w:r>
           <w:rPr>
@@ -3449,7 +3449,7 @@
           <w14:ligatures w14:val="standardContextual"/>
         </w:rPr>
       </w:pPr>
-      <w:hyperlink w:anchor="_Toc243458961" w:history="1">
+      <w:hyperlink w:anchor="_Toc243474513" w:history="1">
         <w:r>
           <w:rPr>
             <w:rStyle w:val="Hipervnculo"/>
@@ -3476,7 +3476,7 @@
             <w:noProof/>
             <w:webHidden/>
           </w:rPr>
-          <w:instrText xml:space="preserve"> PAGEREF _Toc243458961 \h </w:instrText>
+          <w:instrText xml:space="preserve"> PAGEREF _Toc243474513 \h </w:instrText>
         </w:r>
         <w:r>
           <w:rPr>
@@ -3524,7 +3524,7 @@
           <w14:ligatures w14:val="standardContextual"/>
         </w:rPr>
       </w:pPr>
-      <w:hyperlink w:anchor="_Toc243458962" w:history="1">
+      <w:hyperlink w:anchor="_Toc243474514" w:history="1">
         <w:r>
           <w:rPr>
             <w:rStyle w:val="Hipervnculo"/>
@@ -3551,7 +3551,7 @@
             <w:noProof/>
             <w:webHidden/>
           </w:rPr>
-          <w:instrText xml:space="preserve"> PAGEREF _Toc243458962 \h </w:instrText>
+          <w:instrText xml:space="preserve"> PAGEREF _Toc243474514 \h </w:instrText>
         </w:r>
         <w:r>
           <w:rPr>
@@ -3599,7 +3599,7 @@
           <w14:ligatures w14:val="standardContextual"/>
         </w:rPr>
       </w:pPr>
-      <w:hyperlink w:anchor="_Toc243458963" w:history="1">
+      <w:hyperlink w:anchor="_Toc243474515" w:history="1">
         <w:r>
           <w:rPr>
             <w:rStyle w:val="Hipervnculo"/>
@@ -3626,7 +3626,7 @@
             <w:noProof/>
             <w:webHidden/>
           </w:rPr>
-          <w:instrText xml:space="preserve"> PAGEREF _Toc243458963 \h </w:instrText>
+          <w:instrText xml:space="preserve"> PAGEREF _Toc243474515 \h </w:instrText>
         </w:r>
         <w:r>
           <w:rPr>
@@ -3674,7 +3674,7 @@
           <w14:ligatures w14:val="standardContextual"/>
         </w:rPr>
       </w:pPr>
-      <w:hyperlink w:anchor="_Toc243458964" w:history="1">
+      <w:hyperlink w:anchor="_Toc243474516" w:history="1">
         <w:r>
           <w:rPr>
             <w:rStyle w:val="Hipervnculo"/>
@@ -3701,7 +3701,7 @@
             <w:noProof/>
             <w:webHidden/>
           </w:rPr>
-          <w:instrText xml:space="preserve"> PAGEREF _Toc243458964 \h </w:instrText>
+          <w:instrText xml:space="preserve"> PAGEREF _Toc243474516 \h </w:instrText>
         </w:r>
         <w:r>
           <w:rPr>
@@ -3749,7 +3749,7 @@
           <w14:ligatures w14:val="standardContextual"/>
         </w:rPr>
       </w:pPr>
-      <w:hyperlink w:anchor="_Toc243458965" w:history="1">
+      <w:hyperlink w:anchor="_Toc243474517" w:history="1">
         <w:r>
           <w:rPr>
             <w:rStyle w:val="Hipervnculo"/>
@@ -3776,7 +3776,7 @@
             <w:noProof/>
             <w:webHidden/>
           </w:rPr>
-          <w:instrText xml:space="preserve"> PAGEREF _Toc243458965 \h </w:instrText>
+          <w:instrText xml:space="preserve"> PAGEREF _Toc243474517 \h </w:instrText>
         </w:r>
         <w:r>
           <w:rPr>
@@ -3824,7 +3824,7 @@
           <w14:ligatures w14:val="standardContextual"/>
         </w:rPr>
       </w:pPr>
-      <w:hyperlink w:anchor="_Toc243458966" w:history="1">
+      <w:hyperlink w:anchor="_Toc243474518" w:history="1">
         <w:r>
           <w:rPr>
             <w:rStyle w:val="Hipervnculo"/>
@@ -3851,7 +3851,7 @@
             <w:noProof/>
             <w:webHidden/>
           </w:rPr>
-          <w:instrText xml:space="preserve"> PAGEREF _Toc243458966 \h </w:instrText>
+          <w:instrText xml:space="preserve"> PAGEREF _Toc243474518 \h </w:instrText>
         </w:r>
         <w:r>
           <w:rPr>
@@ -3899,7 +3899,7 @@
           <w14:ligatures w14:val="standardContextual"/>
         </w:rPr>
       </w:pPr>
-      <w:hyperlink w:anchor="_Toc243458967" w:history="1">
+      <w:hyperlink w:anchor="_Toc243474519" w:history="1">
         <w:r>
           <w:rPr>
             <w:rStyle w:val="Hipervnculo"/>
@@ -3926,7 +3926,7 @@
             <w:noProof/>
             <w:webHidden/>
           </w:rPr>
-          <w:instrText xml:space="preserve"> PAGEREF _Toc243458967 \h </w:instrText>
+          <w:instrText xml:space="preserve"> PAGEREF _Toc243474519 \h </w:instrText>
         </w:r>
         <w:r>
           <w:rPr>
@@ -3974,7 +3974,7 @@
           <w14:ligatures w14:val="standardContextual"/>
         </w:rPr>
       </w:pPr>
-      <w:hyperlink w:anchor="_Toc243458968" w:history="1">
+      <w:hyperlink w:anchor="_Toc243474520" w:history="1">
         <w:r>
           <w:rPr>
             <w:rStyle w:val="Hipervnculo"/>
@@ -4001,7 +4001,7 @@
             <w:noProof/>
             <w:webHidden/>
           </w:rPr>
-          <w:instrText xml:space="preserve"> PAGEREF _Toc243458968 \h </w:instrText>
+          <w:instrText xml:space="preserve"> PAGEREF _Toc243474520 \h </w:instrText>
         </w:r>
         <w:r>
           <w:rPr>
@@ -4049,7 +4049,7 @@
           <w14:ligatures w14:val="standardContextual"/>
         </w:rPr>
       </w:pPr>
-      <w:hyperlink w:anchor="_Toc243458969" w:history="1">
+      <w:hyperlink w:anchor="_Toc243474521" w:history="1">
         <w:r>
           <w:rPr>
             <w:rStyle w:val="Hipervnculo"/>
@@ -4076,7 +4076,7 @@
             <w:noProof/>
             <w:webHidden/>
           </w:rPr>
-          <w:instrText xml:space="preserve"> PAGEREF _Toc243458969 \h </w:instrText>
+          <w:instrText xml:space="preserve"> PAGEREF _Toc243474521 \h </w:instrText>
         </w:r>
         <w:r>
           <w:rPr>
@@ -4124,7 +4124,7 @@
           <w14:ligatures w14:val="standardContextual"/>
         </w:rPr>
       </w:pPr>
-      <w:hyperlink w:anchor="_Toc243458970" w:history="1">
+      <w:hyperlink w:anchor="_Toc243474522" w:history="1">
         <w:r>
           <w:rPr>
             <w:rStyle w:val="Hipervnculo"/>
@@ -4151,7 +4151,7 @@
             <w:noProof/>
             <w:webHidden/>
           </w:rPr>
-          <w:instrText xml:space="preserve"> PAGEREF _Toc243458970 \h </w:instrText>
+          <w:instrText xml:space="preserve"> PAGEREF _Toc243474522 \h </w:instrText>
         </w:r>
         <w:r>
           <w:rPr>
@@ -4199,7 +4199,7 @@
           <w14:ligatures w14:val="standardContextual"/>
         </w:rPr>
       </w:pPr>
-      <w:hyperlink w:anchor="_Toc243458971" w:history="1">
+      <w:hyperlink w:anchor="_Toc243474523" w:history="1">
         <w:r>
           <w:rPr>
             <w:rStyle w:val="Hipervnculo"/>
@@ -4226,7 +4226,7 @@
             <w:noProof/>
             <w:webHidden/>
           </w:rPr>
-          <w:instrText xml:space="preserve"> PAGEREF _Toc243458971 \h </w:instrText>
+          <w:instrText xml:space="preserve"> PAGEREF _Toc243474523 \h </w:instrText>
         </w:r>
         <w:r>
           <w:rPr>
@@ -4274,7 +4274,7 @@
           <w14:ligatures w14:val="standardContextual"/>
         </w:rPr>
       </w:pPr>
-      <w:hyperlink w:anchor="_Toc243458972" w:history="1">
+      <w:hyperlink w:anchor="_Toc243474524" w:history="1">
         <w:r>
           <w:rPr>
             <w:rStyle w:val="Hipervnculo"/>
@@ -4301,7 +4301,7 @@
             <w:noProof/>
             <w:webHidden/>
           </w:rPr>
-          <w:instrText xml:space="preserve"> PAGEREF _Toc243458972 \h </w:instrText>
+          <w:instrText xml:space="preserve"> PAGEREF _Toc243474524 \h </w:instrText>
         </w:r>
         <w:r>
           <w:rPr>
@@ -4349,7 +4349,7 @@
           <w14:ligatures w14:val="standardContextual"/>
         </w:rPr>
       </w:pPr>
-      <w:hyperlink w:anchor="_Toc243458973" w:history="1">
+      <w:hyperlink w:anchor="_Toc243474525" w:history="1">
         <w:r>
           <w:rPr>
             <w:rStyle w:val="Hipervnculo"/>
@@ -4376,7 +4376,7 @@
             <w:noProof/>
             <w:webHidden/>
           </w:rPr>
-          <w:instrText xml:space="preserve"> PAGEREF _Toc243458973 \h </w:instrText>
+          <w:instrText xml:space="preserve"> PAGEREF _Toc243474525 \h </w:instrText>
         </w:r>
         <w:r>
           <w:rPr>
@@ -4424,7 +4424,7 @@
           <w14:ligatures w14:val="standardContextual"/>
         </w:rPr>
       </w:pPr>
-      <w:hyperlink w:anchor="_Toc243458974" w:history="1">
+      <w:hyperlink w:anchor="_Toc243474526" w:history="1">
         <w:r>
           <w:rPr>
             <w:rStyle w:val="Hipervnculo"/>
@@ -4451,7 +4451,7 @@
             <w:noProof/>
             <w:webHidden/>
           </w:rPr>
-          <w:instrText xml:space="preserve"> PAGEREF _Toc243458974 \h </w:instrText>
+          <w:instrText xml:space="preserve"> PAGEREF _Toc243474526 \h </w:instrText>
         </w:r>
         <w:r>
           <w:rPr>
@@ -4499,7 +4499,7 @@
           <w14:ligatures w14:val="standardContextual"/>
         </w:rPr>
       </w:pPr>
-      <w:hyperlink w:anchor="_Toc243458975" w:history="1">
+      <w:hyperlink w:anchor="_Toc243474527" w:history="1">
         <w:r>
           <w:rPr>
             <w:rStyle w:val="Hipervnculo"/>
@@ -4526,7 +4526,7 @@
             <w:noProof/>
             <w:webHidden/>
           </w:rPr>
-          <w:instrText xml:space="preserve"> PAGEREF _Toc243458975 \h </w:instrText>
+          <w:instrText xml:space="preserve"> PAGEREF _Toc243474527 \h </w:instrText>
         </w:r>
         <w:r>
           <w:rPr>
@@ -4574,7 +4574,7 @@
           <w14:ligatures w14:val="standardContextual"/>
         </w:rPr>
       </w:pPr>
-      <w:hyperlink w:anchor="_Toc243458976" w:history="1">
+      <w:hyperlink w:anchor="_Toc243474528" w:history="1">
         <w:r>
           <w:rPr>
             <w:rStyle w:val="Hipervnculo"/>
@@ -4601,7 +4601,7 @@
             <w:noProof/>
             <w:webHidden/>
           </w:rPr>
-          <w:instrText xml:space="preserve"> PAGEREF _Toc243458976 \h </w:instrText>
+          <w:instrText xml:space="preserve"> PAGEREF _Toc243474528 \h </w:instrText>
         </w:r>
         <w:r>
           <w:rPr>
@@ -4649,7 +4649,7 @@
           <w14:ligatures w14:val="standardContextual"/>
         </w:rPr>
       </w:pPr>
-      <w:hyperlink w:anchor="_Toc243458977" w:history="1">
+      <w:hyperlink w:anchor="_Toc243474529" w:history="1">
         <w:r>
           <w:rPr>
             <w:rStyle w:val="Hipervnculo"/>
@@ -4676,7 +4676,7 @@
             <w:noProof/>
             <w:webHidden/>
           </w:rPr>
-          <w:instrText xml:space="preserve"> PAGEREF _Toc243458977 \h </w:instrText>
+          <w:instrText xml:space="preserve"> PAGEREF _Toc243474529 \h </w:instrText>
         </w:r>
         <w:r>
           <w:rPr>
@@ -4724,7 +4724,7 @@
           <w14:ligatures w14:val="standardContextual"/>
         </w:rPr>
       </w:pPr>
-      <w:hyperlink w:anchor="_Toc243458978" w:history="1">
+      <w:hyperlink w:anchor="_Toc243474530" w:history="1">
         <w:r>
           <w:rPr>
             <w:rStyle w:val="Hipervnculo"/>
@@ -4751,7 +4751,7 @@
             <w:noProof/>
             <w:webHidden/>
           </w:rPr>
-          <w:instrText xml:space="preserve"> PAGEREF _Toc243458978 \h </w:instrText>
+          <w:instrText xml:space="preserve"> PAGEREF _Toc243474530 \h </w:instrText>
         </w:r>
         <w:r>
           <w:rPr>
@@ -4799,7 +4799,7 @@
           <w14:ligatures w14:val="standardContextual"/>
         </w:rPr>
       </w:pPr>
-      <w:hyperlink w:anchor="_Toc243458979" w:history="1">
+      <w:hyperlink w:anchor="_Toc243474531" w:history="1">
         <w:r>
           <w:rPr>
             <w:rStyle w:val="Hipervnculo"/>
@@ -4826,7 +4826,7 @@
             <w:noProof/>
             <w:webHidden/>
           </w:rPr>
-          <w:instrText xml:space="preserve"> PAGEREF _Toc243458979 \h </w:instrText>
+          <w:instrText xml:space="preserve"> PAGEREF _Toc243474531 \h </w:instrText>
         </w:r>
         <w:r>
           <w:rPr>
@@ -4874,7 +4874,7 @@
           <w14:ligatures w14:val="standardContextual"/>
         </w:rPr>
       </w:pPr>
-      <w:hyperlink w:anchor="_Toc243458980" w:history="1">
+      <w:hyperlink w:anchor="_Toc243474532" w:history="1">
         <w:r>
           <w:rPr>
             <w:rStyle w:val="Hipervnculo"/>
@@ -4901,7 +4901,7 @@
             <w:noProof/>
             <w:webHidden/>
           </w:rPr>
-          <w:instrText xml:space="preserve"> PAGEREF _Toc243458980 \h </w:instrText>
+          <w:instrText xml:space="preserve"> PAGEREF _Toc243474532 \h </w:instrText>
         </w:r>
         <w:r>
           <w:rPr>
@@ -4949,7 +4949,7 @@
           <w14:ligatures w14:val="standardContextual"/>
         </w:rPr>
       </w:pPr>
-      <w:hyperlink w:anchor="_Toc243458981" w:history="1">
+      <w:hyperlink w:anchor="_Toc243474533" w:history="1">
         <w:r>
           <w:rPr>
             <w:rStyle w:val="Hipervnculo"/>
@@ -4976,7 +4976,7 @@
             <w:noProof/>
             <w:webHidden/>
           </w:rPr>
-          <w:instrText xml:space="preserve"> PAGEREF _Toc243458981 \h </w:instrText>
+          <w:instrText xml:space="preserve"> PAGEREF _Toc243474533 \h </w:instrText>
         </w:r>
         <w:r>
           <w:rPr>
@@ -5064,7 +5064,7 @@
       <w:r>
         <w:fldChar w:fldCharType="separate"/>
       </w:r>
-      <w:hyperlink w:anchor="_Toc243458982" w:history="1">
+      <w:hyperlink w:anchor="_Toc243474534" w:history="1">
         <w:r>
           <w:rPr>
             <w:rStyle w:val="Hipervnculo"/>
@@ -5091,7 +5091,7 @@
             <w:noProof/>
             <w:webHidden/>
           </w:rPr>
-          <w:instrText xml:space="preserve"> PAGEREF _Toc243458982 \h </w:instrText>
+          <w:instrText xml:space="preserve"> PAGEREF _Toc243474534 \h </w:instrText>
         </w:r>
         <w:r>
           <w:rPr>
@@ -5170,7 +5170,7 @@
       <w:r>
         <w:fldChar w:fldCharType="separate"/>
       </w:r>
-      <w:hyperlink w:anchor="_Toc243458983" w:history="1">
+      <w:hyperlink w:anchor="_Toc243474535" w:history="1">
         <w:r>
           <w:rPr>
             <w:rStyle w:val="Hipervnculo"/>
@@ -5197,7 +5197,7 @@
             <w:noProof/>
             <w:webHidden/>
           </w:rPr>
-          <w:instrText xml:space="preserve"> PAGEREF _Toc243458983 \h </w:instrText>
+          <w:instrText xml:space="preserve"> PAGEREF _Toc243474535 \h </w:instrText>
         </w:r>
         <w:r>
           <w:rPr>
@@ -5245,7 +5245,7 @@
           <w14:ligatures w14:val="standardContextual"/>
         </w:rPr>
       </w:pPr>
-      <w:hyperlink w:anchor="_Toc243458984" w:history="1">
+      <w:hyperlink w:anchor="_Toc243474536" w:history="1">
         <w:r>
           <w:rPr>
             <w:rStyle w:val="Hipervnculo"/>
@@ -5272,7 +5272,7 @@
             <w:noProof/>
             <w:webHidden/>
           </w:rPr>
-          <w:instrText xml:space="preserve"> PAGEREF _Toc243458984 \h </w:instrText>
+          <w:instrText xml:space="preserve"> PAGEREF _Toc243474536 \h </w:instrText>
         </w:r>
         <w:r>
           <w:rPr>
@@ -5320,7 +5320,7 @@
           <w14:ligatures w14:val="standardContextual"/>
         </w:rPr>
       </w:pPr>
-      <w:hyperlink w:anchor="_Toc243458985" w:history="1">
+      <w:hyperlink w:anchor="_Toc243474537" w:history="1">
         <w:r>
           <w:rPr>
             <w:rStyle w:val="Hipervnculo"/>
@@ -5355,7 +5355,7 @@
             <w:noProof/>
             <w:webHidden/>
           </w:rPr>
-          <w:instrText xml:space="preserve"> PAGEREF _Toc243458985 \h </w:instrText>
+          <w:instrText xml:space="preserve"> PAGEREF _Toc243474537 \h </w:instrText>
         </w:r>
         <w:r>
           <w:rPr>
@@ -5403,7 +5403,7 @@
           <w14:ligatures w14:val="standardContextual"/>
         </w:rPr>
       </w:pPr>
-      <w:hyperlink w:anchor="_Toc243458986" w:history="1">
+      <w:hyperlink w:anchor="_Toc243474538" w:history="1">
         <w:r>
           <w:rPr>
             <w:rStyle w:val="Hipervnculo"/>
@@ -5430,7 +5430,7 @@
             <w:noProof/>
             <w:webHidden/>
           </w:rPr>
-          <w:instrText xml:space="preserve"> PAGEREF _Toc243458986 \h </w:instrText>
+          <w:instrText xml:space="preserve"> PAGEREF _Toc243474538 \h </w:instrText>
         </w:r>
         <w:r>
           <w:rPr>
@@ -5478,7 +5478,7 @@
           <w14:ligatures w14:val="standardContextual"/>
         </w:rPr>
       </w:pPr>
-      <w:hyperlink w:anchor="_Toc243458987" w:history="1">
+      <w:hyperlink w:anchor="_Toc243474539" w:history="1">
         <w:r>
           <w:rPr>
             <w:rStyle w:val="Hipervnculo"/>
@@ -5505,7 +5505,7 @@
             <w:noProof/>
             <w:webHidden/>
           </w:rPr>
-          <w:instrText xml:space="preserve"> PAGEREF _Toc243458987 \h </w:instrText>
+          <w:instrText xml:space="preserve"> PAGEREF _Toc243474539 \h </w:instrText>
         </w:r>
         <w:r>
           <w:rPr>
@@ -5553,7 +5553,7 @@
           <w14:ligatures w14:val="standardContextual"/>
         </w:rPr>
       </w:pPr>
-      <w:hyperlink w:anchor="_Toc243458988" w:history="1">
+      <w:hyperlink w:anchor="_Toc243474540" w:history="1">
         <w:r>
           <w:rPr>
             <w:rStyle w:val="Hipervnculo"/>
@@ -5580,7 +5580,7 @@
             <w:noProof/>
             <w:webHidden/>
           </w:rPr>
-          <w:instrText xml:space="preserve"> PAGEREF _Toc243458988 \h </w:instrText>
+          <w:instrText xml:space="preserve"> PAGEREF _Toc243474540 \h </w:instrText>
         </w:r>
         <w:r>
           <w:rPr>
@@ -5628,7 +5628,7 @@
           <w14:ligatures w14:val="standardContextual"/>
         </w:rPr>
       </w:pPr>
-      <w:hyperlink w:anchor="_Toc243458989" w:history="1">
+      <w:hyperlink w:anchor="_Toc243474541" w:history="1">
         <w:r>
           <w:rPr>
             <w:rStyle w:val="Hipervnculo"/>
@@ -5655,7 +5655,7 @@
             <w:noProof/>
             <w:webHidden/>
           </w:rPr>
-          <w:instrText xml:space="preserve"> PAGEREF _Toc243458989 \h </w:instrText>
+          <w:instrText xml:space="preserve"> PAGEREF _Toc243474541 \h </w:instrText>
         </w:r>
         <w:r>
           <w:rPr>
@@ -5703,7 +5703,7 @@
           <w14:ligatures w14:val="standardContextual"/>
         </w:rPr>
       </w:pPr>
-      <w:hyperlink w:anchor="_Toc243458990" w:history="1">
+      <w:hyperlink w:anchor="_Toc243474542" w:history="1">
         <w:r>
           <w:rPr>
             <w:rStyle w:val="Hipervnculo"/>
@@ -5730,7 +5730,7 @@
             <w:noProof/>
             <w:webHidden/>
           </w:rPr>
-          <w:instrText xml:space="preserve"> PAGEREF _Toc243458990 \h </w:instrText>
+          <w:instrText xml:space="preserve"> PAGEREF _Toc243474542 \h </w:instrText>
         </w:r>
         <w:r>
           <w:rPr>
@@ -5778,7 +5778,7 @@
           <w14:ligatures w14:val="standardContextual"/>
         </w:rPr>
       </w:pPr>
-      <w:hyperlink w:anchor="_Toc243458991" w:history="1">
+      <w:hyperlink w:anchor="_Toc243474543" w:history="1">
         <w:r>
           <w:rPr>
             <w:rStyle w:val="Hipervnculo"/>
@@ -5805,7 +5805,7 @@
             <w:noProof/>
             <w:webHidden/>
           </w:rPr>
-          <w:instrText xml:space="preserve"> PAGEREF _Toc243458991 \h </w:instrText>
+          <w:instrText xml:space="preserve"> PAGEREF _Toc243474543 \h </w:instrText>
         </w:r>
         <w:r>
           <w:rPr>
@@ -5853,7 +5853,7 @@
           <w14:ligatures w14:val="standardContextual"/>
         </w:rPr>
       </w:pPr>
-      <w:hyperlink w:anchor="_Toc243458992" w:history="1">
+      <w:hyperlink w:anchor="_Toc243474544" w:history="1">
         <w:r>
           <w:rPr>
             <w:rStyle w:val="Hipervnculo"/>
@@ -5880,7 +5880,7 @@
             <w:noProof/>
             <w:webHidden/>
           </w:rPr>
-          <w:instrText xml:space="preserve"> PAGEREF _Toc243458992 \h </w:instrText>
+          <w:instrText xml:space="preserve"> PAGEREF _Toc243474544 \h </w:instrText>
         </w:r>
         <w:r>
           <w:rPr>
@@ -5928,7 +5928,7 @@
           <w14:ligatures w14:val="standardContextual"/>
         </w:rPr>
       </w:pPr>
-      <w:hyperlink w:anchor="_Toc243458993" w:history="1">
+      <w:hyperlink w:anchor="_Toc243474545" w:history="1">
         <w:r>
           <w:rPr>
             <w:rStyle w:val="Hipervnculo"/>
@@ -5955,7 +5955,7 @@
             <w:noProof/>
             <w:webHidden/>
           </w:rPr>
-          <w:instrText xml:space="preserve"> PAGEREF _Toc243458993 \h </w:instrText>
+          <w:instrText xml:space="preserve"> PAGEREF _Toc243474545 \h </w:instrText>
         </w:r>
         <w:r>
           <w:rPr>
@@ -6003,7 +6003,7 @@
           <w14:ligatures w14:val="standardContextual"/>
         </w:rPr>
       </w:pPr>
-      <w:hyperlink w:anchor="_Toc243458994" w:history="1">
+      <w:hyperlink w:anchor="_Toc243474546" w:history="1">
         <w:r>
           <w:rPr>
             <w:rStyle w:val="Hipervnculo"/>
@@ -6030,7 +6030,7 @@
             <w:noProof/>
             <w:webHidden/>
           </w:rPr>
-          <w:instrText xml:space="preserve"> PAGEREF _Toc243458994 \h </w:instrText>
+          <w:instrText xml:space="preserve"> PAGEREF _Toc243474546 \h </w:instrText>
         </w:r>
         <w:r>
           <w:rPr>
@@ -6078,7 +6078,7 @@
           <w14:ligatures w14:val="standardContextual"/>
         </w:rPr>
       </w:pPr>
-      <w:hyperlink w:anchor="_Toc243458995" w:history="1">
+      <w:hyperlink w:anchor="_Toc243474547" w:history="1">
         <w:r>
           <w:rPr>
             <w:rStyle w:val="Hipervnculo"/>
@@ -6105,7 +6105,7 @@
             <w:noProof/>
             <w:webHidden/>
           </w:rPr>
-          <w:instrText xml:space="preserve"> PAGEREF _Toc243458995 \h </w:instrText>
+          <w:instrText xml:space="preserve"> PAGEREF _Toc243474547 \h </w:instrText>
         </w:r>
         <w:r>
           <w:rPr>
@@ -6153,7 +6153,7 @@
           <w14:ligatures w14:val="standardContextual"/>
         </w:rPr>
       </w:pPr>
-      <w:hyperlink w:anchor="_Toc243458996" w:history="1">
+      <w:hyperlink w:anchor="_Toc243474548" w:history="1">
         <w:r>
           <w:rPr>
             <w:rStyle w:val="Hipervnculo"/>
@@ -6180,7 +6180,7 @@
             <w:noProof/>
             <w:webHidden/>
           </w:rPr>
-          <w:instrText xml:space="preserve"> PAGEREF _Toc243458996 \h </w:instrText>
+          <w:instrText xml:space="preserve"> PAGEREF _Toc243474548 \h </w:instrText>
         </w:r>
         <w:r>
           <w:rPr>
@@ -6228,7 +6228,7 @@
           <w14:ligatures w14:val="standardContextual"/>
         </w:rPr>
       </w:pPr>
-      <w:hyperlink w:anchor="_Toc243458997" w:history="1">
+      <w:hyperlink w:anchor="_Toc243474549" w:history="1">
         <w:r>
           <w:rPr>
             <w:rStyle w:val="Hipervnculo"/>
@@ -6255,7 +6255,7 @@
             <w:noProof/>
             <w:webHidden/>
           </w:rPr>
-          <w:instrText xml:space="preserve"> PAGEREF _Toc243458997 \h </w:instrText>
+          <w:instrText xml:space="preserve"> PAGEREF _Toc243474549 \h </w:instrText>
         </w:r>
         <w:r>
           <w:rPr>
@@ -6303,7 +6303,7 @@
           <w14:ligatures w14:val="standardContextual"/>
         </w:rPr>
       </w:pPr>
-      <w:hyperlink w:anchor="_Toc243458998" w:history="1">
+      <w:hyperlink w:anchor="_Toc243474550" w:history="1">
         <w:r>
           <w:rPr>
             <w:rStyle w:val="Hipervnculo"/>
@@ -6330,7 +6330,7 @@
             <w:noProof/>
             <w:webHidden/>
           </w:rPr>
-          <w:instrText xml:space="preserve"> PAGEREF _Toc243458998 \h </w:instrText>
+          <w:instrText xml:space="preserve"> PAGEREF _Toc243474550 \h </w:instrText>
         </w:r>
         <w:r>
           <w:rPr>
@@ -6378,7 +6378,7 @@
           <w14:ligatures w14:val="standardContextual"/>
         </w:rPr>
       </w:pPr>
-      <w:hyperlink w:anchor="_Toc243458999" w:history="1">
+      <w:hyperlink w:anchor="_Toc243474551" w:history="1">
         <w:r>
           <w:rPr>
             <w:rStyle w:val="Hipervnculo"/>
@@ -6405,7 +6405,7 @@
             <w:noProof/>
             <w:webHidden/>
           </w:rPr>
-          <w:instrText xml:space="preserve"> PAGEREF _Toc243458999 \h </w:instrText>
+          <w:instrText xml:space="preserve"> PAGEREF _Toc243474551 \h </w:instrText>
         </w:r>
         <w:r>
           <w:rPr>
@@ -6453,7 +6453,7 @@
           <w14:ligatures w14:val="standardContextual"/>
         </w:rPr>
       </w:pPr>
-      <w:hyperlink w:anchor="_Toc243459000" w:history="1">
+      <w:hyperlink w:anchor="_Toc243474552" w:history="1">
         <w:r>
           <w:rPr>
             <w:rStyle w:val="Hipervnculo"/>
@@ -6480,7 +6480,7 @@
             <w:noProof/>
             <w:webHidden/>
           </w:rPr>
-          <w:instrText xml:space="preserve"> PAGEREF _Toc243459000 \h </w:instrText>
+          <w:instrText xml:space="preserve"> PAGEREF _Toc243474552 \h </w:instrText>
         </w:r>
         <w:r>
           <w:rPr>
@@ -6528,7 +6528,7 @@
           <w14:ligatures w14:val="standardContextual"/>
         </w:rPr>
       </w:pPr>
-      <w:hyperlink w:anchor="_Toc243459001" w:history="1">
+      <w:hyperlink w:anchor="_Toc243474553" w:history="1">
         <w:r>
           <w:rPr>
             <w:rStyle w:val="Hipervnculo"/>
@@ -6555,7 +6555,7 @@
             <w:noProof/>
             <w:webHidden/>
           </w:rPr>
-          <w:instrText xml:space="preserve"> PAGEREF _Toc243459001 \h </w:instrText>
+          <w:instrText xml:space="preserve"> PAGEREF _Toc243474553 \h </w:instrText>
         </w:r>
         <w:r>
           <w:rPr>
@@ -6596,7 +6596,7 @@
         <w:pStyle w:val="Ttulo1"/>
         <w:pageBreakBefore/>
       </w:pPr>
-      <w:bookmarkStart w:id="0" w:name="_Toc243458957"/>
+      <w:bookmarkStart w:id="0" w:name="_Toc243474509"/>
       <w:r>
         <w:t>ESPECIFICACIÓN DE CASOS DE USO</w:t>
       </w:r>
@@ -6606,7 +6606,7 @@
       <w:pPr>
         <w:pStyle w:val="Ttulo2"/>
       </w:pPr>
-      <w:bookmarkStart w:id="1" w:name="_Toc243458958"/>
+      <w:bookmarkStart w:id="1" w:name="_Toc243474510"/>
       <w:r>
         <w:t>Alcance y criterios de consistencia</w:t>
       </w:r>
@@ -6671,7 +6671,7 @@
           <w:sz w:val="24"/>
         </w:rPr>
       </w:pPr>
-      <w:bookmarkStart w:id="2" w:name="_Toc243458982"/>
+      <w:bookmarkStart w:id="2" w:name="_Toc243474534"/>
       <w:r>
         <w:rPr>
           <w:sz w:val="24"/>
@@ -6795,7 +6795,7 @@
       <w:pPr>
         <w:pStyle w:val="Ttulo2"/>
       </w:pPr>
-      <w:bookmarkStart w:id="3" w:name="_Toc243458959"/>
+      <w:bookmarkStart w:id="3" w:name="_Toc243474511"/>
       <w:r>
         <w:t>Ampliación de seguridad al diagrama base</w:t>
       </w:r>
@@ -6821,7 +6821,7 @@
       <w:pPr>
         <w:pStyle w:val="Ttulo2"/>
       </w:pPr>
-      <w:bookmarkStart w:id="4" w:name="_Toc243458960"/>
+      <w:bookmarkStart w:id="4" w:name="_Toc243474512"/>
       <w:r>
         <w:t>Convenciones para las relaciones UML</w:t>
       </w:r>
@@ -7126,7 +7126,7 @@
       <w:pPr>
         <w:pStyle w:val="Ttulo1"/>
       </w:pPr>
-      <w:bookmarkStart w:id="5" w:name="_Toc243458961"/>
+      <w:bookmarkStart w:id="5" w:name="_Toc243474513"/>
       <w:r>
         <w:t>INVENTARIO Y TRAZABILIDAD DE CASOS DE USO</w:t>
       </w:r>
@@ -7139,7 +7139,7 @@
           <w:sz w:val="24"/>
         </w:rPr>
       </w:pPr>
-      <w:bookmarkStart w:id="6" w:name="_Toc243458983"/>
+      <w:bookmarkStart w:id="6" w:name="_Toc243474535"/>
       <w:r>
         <w:rPr>
           <w:sz w:val="24"/>
@@ -8567,7 +8567,7 @@
         <w:pStyle w:val="Ttulo1"/>
         <w:pageBreakBefore/>
       </w:pPr>
-      <w:bookmarkStart w:id="7" w:name="_Toc243458962"/>
+      <w:bookmarkStart w:id="7" w:name="_Toc243474514"/>
       <w:r>
         <w:t>ECUD_AUTENTICARSE_EN_EL_SISTEMA</w:t>
       </w:r>
@@ -8602,7 +8602,7 @@
           <w:sz w:val="24"/>
         </w:rPr>
       </w:pPr>
-      <w:bookmarkStart w:id="8" w:name="_Toc243458984"/>
+      <w:bookmarkStart w:id="8" w:name="_Toc243474536"/>
       <w:r>
         <w:rPr>
           <w:sz w:val="24"/>
@@ -9940,7 +9940,7 @@
         <w:pStyle w:val="Ttulo1"/>
         <w:pageBreakBefore/>
       </w:pPr>
-      <w:bookmarkStart w:id="9" w:name="_Toc243458963"/>
+      <w:bookmarkStart w:id="9" w:name="_Toc243474515"/>
       <w:r>
         <w:t>ECUD_VALIDAR_CREDENCIALES</w:t>
       </w:r>
@@ -9975,7 +9975,7 @@
           <w:sz w:val="24"/>
         </w:rPr>
       </w:pPr>
-      <w:bookmarkStart w:id="10" w:name="_Toc243458985"/>
+      <w:bookmarkStart w:id="10" w:name="_Toc243474537"/>
       <w:r>
         <w:rPr>
           <w:sz w:val="24"/>
@@ -11281,7 +11281,7 @@
         <w:pStyle w:val="Ttulo1"/>
         <w:pageBreakBefore/>
       </w:pPr>
-      <w:bookmarkStart w:id="11" w:name="_Toc243458964"/>
+      <w:bookmarkStart w:id="11" w:name="_Toc243474516"/>
       <w:r>
         <w:t>ECUD_GENERAR_Y_ENTREGAR_TOKEN_DE_SEGURIDAD</w:t>
       </w:r>
@@ -11316,7 +11316,7 @@
           <w:sz w:val="24"/>
         </w:rPr>
       </w:pPr>
-      <w:bookmarkStart w:id="12" w:name="_Toc243458986"/>
+      <w:bookmarkStart w:id="12" w:name="_Toc243474538"/>
       <w:r>
         <w:rPr>
           <w:sz w:val="24"/>
@@ -12622,7 +12622,7 @@
         <w:pStyle w:val="Ttulo1"/>
         <w:pageBreakBefore/>
       </w:pPr>
-      <w:bookmarkStart w:id="13" w:name="_Toc243458965"/>
+      <w:bookmarkStart w:id="13" w:name="_Toc243474517"/>
       <w:r>
         <w:t>ECUD_CONSULTAR_CATÁLOGOS</w:t>
       </w:r>
@@ -12660,7 +12660,7 @@
           <w:sz w:val="24"/>
         </w:rPr>
       </w:pPr>
-      <w:bookmarkStart w:id="14" w:name="_Toc243458987"/>
+      <w:bookmarkStart w:id="14" w:name="_Toc243474539"/>
       <w:r>
         <w:rPr>
           <w:sz w:val="24"/>
@@ -13966,7 +13966,7 @@
         <w:pStyle w:val="Ttulo1"/>
         <w:pageBreakBefore/>
       </w:pPr>
-      <w:bookmarkStart w:id="15" w:name="_Toc243458966"/>
+      <w:bookmarkStart w:id="15" w:name="_Toc243474518"/>
       <w:r>
         <w:t>ECUD_CONSULTAR_UNIDADES_</w:t>
       </w:r>
@@ -14004,7 +14004,7 @@
           <w:sz w:val="24"/>
         </w:rPr>
       </w:pPr>
-      <w:bookmarkStart w:id="16" w:name="_Toc243458988"/>
+      <w:bookmarkStart w:id="16" w:name="_Toc243474540"/>
       <w:r>
         <w:rPr>
           <w:sz w:val="24"/>
@@ -15324,7 +15324,7 @@
         <w:pStyle w:val="Ttulo1"/>
         <w:pageBreakBefore/>
       </w:pPr>
-      <w:bookmarkStart w:id="17" w:name="_Toc243458967"/>
+      <w:bookmarkStart w:id="17" w:name="_Toc243474519"/>
       <w:r>
         <w:t>ECUD_GENERAR_RESPUESTA_ESTRUCTURADA</w:t>
       </w:r>
@@ -15359,7 +15359,7 @@
           <w:sz w:val="24"/>
         </w:rPr>
       </w:pPr>
-      <w:bookmarkStart w:id="18" w:name="_Toc243458989"/>
+      <w:bookmarkStart w:id="18" w:name="_Toc243474541"/>
       <w:r>
         <w:rPr>
           <w:sz w:val="24"/>
@@ -16665,7 +16665,7 @@
         <w:pStyle w:val="Ttulo1"/>
         <w:pageBreakBefore/>
       </w:pPr>
-      <w:bookmarkStart w:id="19" w:name="_Toc243458968"/>
+      <w:bookmarkStart w:id="19" w:name="_Toc243474520"/>
       <w:r>
         <w:t>ECUD_REALIZAR_</w:t>
       </w:r>
@@ -16706,7 +16706,7 @@
           <w:sz w:val="24"/>
         </w:rPr>
       </w:pPr>
-      <w:bookmarkStart w:id="20" w:name="_Toc243458990"/>
+      <w:bookmarkStart w:id="20" w:name="_Toc243474542"/>
       <w:r>
         <w:rPr>
           <w:sz w:val="24"/>
@@ -18139,7 +18139,7 @@
         <w:pStyle w:val="Ttulo1"/>
         <w:pageBreakBefore/>
       </w:pPr>
-      <w:bookmarkStart w:id="21" w:name="_Toc243458969"/>
+      <w:bookmarkStart w:id="21" w:name="_Toc243474521"/>
       <w:r>
         <w:t>ECUD_VALIDAR_TOKEN_DE_SEGURIDAD</w:t>
       </w:r>
@@ -18174,7 +18174,7 @@
           <w:sz w:val="24"/>
         </w:rPr>
       </w:pPr>
-      <w:bookmarkStart w:id="22" w:name="_Toc243458991"/>
+      <w:bookmarkStart w:id="22" w:name="_Toc243474543"/>
       <w:r>
         <w:rPr>
           <w:sz w:val="24"/>
@@ -19505,7 +19505,7 @@
         <w:pStyle w:val="Ttulo1"/>
         <w:pageBreakBefore/>
       </w:pPr>
-      <w:bookmarkStart w:id="23" w:name="_Toc243458970"/>
+      <w:bookmarkStart w:id="23" w:name="_Toc243474522"/>
       <w:r>
         <w:t>ECUD_VALIDAR_DATOS_DE_</w:t>
       </w:r>
@@ -19543,7 +19543,7 @@
           <w:sz w:val="24"/>
         </w:rPr>
       </w:pPr>
-      <w:bookmarkStart w:id="24" w:name="_Toc243458992"/>
+      <w:bookmarkStart w:id="24" w:name="_Toc243474544"/>
       <w:r>
         <w:rPr>
           <w:sz w:val="24"/>
@@ -20874,7 +20874,7 @@
         <w:pStyle w:val="Ttulo1"/>
         <w:pageBreakBefore/>
       </w:pPr>
-      <w:bookmarkStart w:id="25" w:name="_Toc243458971"/>
+      <w:bookmarkStart w:id="25" w:name="_Toc243474523"/>
       <w:r>
         <w:t>ECUD_CONVERTIR_LONGITUD</w:t>
       </w:r>
@@ -20909,7 +20909,7 @@
           <w:sz w:val="24"/>
         </w:rPr>
       </w:pPr>
-      <w:bookmarkStart w:id="26" w:name="_Toc243458993"/>
+      <w:bookmarkStart w:id="26" w:name="_Toc243474545"/>
       <w:r>
         <w:rPr>
           <w:sz w:val="24"/>
@@ -22268,7 +22268,7 @@
         <w:pStyle w:val="Ttulo1"/>
         <w:pageBreakBefore/>
       </w:pPr>
-      <w:bookmarkStart w:id="27" w:name="_Toc243458972"/>
+      <w:bookmarkStart w:id="27" w:name="_Toc243474524"/>
       <w:r>
         <w:t>ECUD_CONVERTIR_MASA</w:t>
       </w:r>
@@ -22303,7 +22303,7 @@
           <w:sz w:val="24"/>
         </w:rPr>
       </w:pPr>
-      <w:bookmarkStart w:id="28" w:name="_Toc243458994"/>
+      <w:bookmarkStart w:id="28" w:name="_Toc243474546"/>
       <w:r>
         <w:rPr>
           <w:sz w:val="24"/>
@@ -23662,7 +23662,7 @@
         <w:pStyle w:val="Ttulo1"/>
         <w:pageBreakBefore/>
       </w:pPr>
-      <w:bookmarkStart w:id="29" w:name="_Toc243458973"/>
+      <w:bookmarkStart w:id="29" w:name="_Toc243474525"/>
       <w:r>
         <w:t>ECUD_CONVERTIR_TEMPERATURA</w:t>
       </w:r>
@@ -23697,7 +23697,7 @@
           <w:sz w:val="24"/>
         </w:rPr>
       </w:pPr>
-      <w:bookmarkStart w:id="30" w:name="_Toc243458995"/>
+      <w:bookmarkStart w:id="30" w:name="_Toc243474547"/>
       <w:r>
         <w:rPr>
           <w:sz w:val="24"/>
@@ -25049,7 +25049,7 @@
         <w:pStyle w:val="Ttulo1"/>
         <w:pageBreakBefore/>
       </w:pPr>
-      <w:bookmarkStart w:id="31" w:name="_Toc243458974"/>
+      <w:bookmarkStart w:id="31" w:name="_Toc243474526"/>
       <w:r>
         <w:t>ECUD_GESTIONAR_ERROR_DE_</w:t>
       </w:r>
@@ -25087,7 +25087,7 @@
           <w:sz w:val="24"/>
         </w:rPr>
       </w:pPr>
-      <w:bookmarkStart w:id="32" w:name="_Toc243458996"/>
+      <w:bookmarkStart w:id="32" w:name="_Toc243474548"/>
       <w:r>
         <w:rPr>
           <w:sz w:val="24"/>
@@ -26393,7 +26393,7 @@
         <w:pStyle w:val="Ttulo1"/>
         <w:pageBreakBefore/>
       </w:pPr>
-      <w:bookmarkStart w:id="33" w:name="_Toc243458975"/>
+      <w:bookmarkStart w:id="33" w:name="_Toc243474527"/>
       <w:r>
         <w:t>ECUD_UNIDAD_NO_SOPORTADA</w:t>
       </w:r>
@@ -26428,7 +26428,7 @@
           <w:sz w:val="24"/>
         </w:rPr>
       </w:pPr>
-      <w:bookmarkStart w:id="34" w:name="_Toc243458997"/>
+      <w:bookmarkStart w:id="34" w:name="_Toc243474549"/>
       <w:r>
         <w:rPr>
           <w:sz w:val="24"/>
@@ -27674,7 +27674,7 @@
           <w:sz w:val="24"/>
           <w:szCs w:val="24"/>
         </w:rPr>
-        <w:t>Categoría consultable pero sin conversión implementada: rechazar esa conversión.</w:t>
+        <w:t>Categoría inexistente o vacía: devolver ERROR/DATA-001 sin realizar la conversión.</w:t>
       </w:r>
     </w:p>
     <w:p>
@@ -27759,7 +27759,7 @@
         <w:pStyle w:val="Ttulo1"/>
         <w:pageBreakBefore/>
       </w:pPr>
-      <w:bookmarkStart w:id="35" w:name="_Toc243458976"/>
+      <w:bookmarkStart w:id="35" w:name="_Toc243474528"/>
       <w:r>
         <w:t>ECUD_DATOS_INCONSISTENTES</w:t>
       </w:r>
@@ -27794,7 +27794,7 @@
           <w:sz w:val="24"/>
         </w:rPr>
       </w:pPr>
-      <w:bookmarkStart w:id="36" w:name="_Toc243458998"/>
+      <w:bookmarkStart w:id="36" w:name="_Toc243474550"/>
       <w:r>
         <w:rPr>
           <w:sz w:val="24"/>
@@ -29125,7 +29125,7 @@
         <w:pStyle w:val="Ttulo1"/>
         <w:pageBreakBefore/>
       </w:pPr>
-      <w:bookmarkStart w:id="37" w:name="_Toc243458977"/>
+      <w:bookmarkStart w:id="37" w:name="_Toc243474529"/>
       <w:r>
         <w:t>ECUD_GESTIONAR_ERROR_DE_</w:t>
       </w:r>
@@ -29163,7 +29163,7 @@
           <w:sz w:val="24"/>
         </w:rPr>
       </w:pPr>
-      <w:bookmarkStart w:id="38" w:name="_Toc243458999"/>
+      <w:bookmarkStart w:id="38" w:name="_Toc243474551"/>
       <w:r>
         <w:rPr>
           <w:sz w:val="24"/>
@@ -30508,7 +30508,7 @@
         <w:pStyle w:val="Ttulo1"/>
         <w:pageBreakBefore/>
       </w:pPr>
-      <w:bookmarkStart w:id="39" w:name="_Toc243458978"/>
+      <w:bookmarkStart w:id="39" w:name="_Toc243474530"/>
       <w:r>
         <w:t>ECUD_GESTIONAR_</w:t>
       </w:r>
@@ -30549,7 +30549,7 @@
           <w:sz w:val="24"/>
         </w:rPr>
       </w:pPr>
-      <w:bookmarkStart w:id="40" w:name="_Toc243459000"/>
+      <w:bookmarkStart w:id="40" w:name="_Toc243474552"/>
       <w:r>
         <w:rPr>
           <w:sz w:val="24"/>
@@ -31901,7 +31901,7 @@
         <w:pStyle w:val="Ttulo1"/>
         <w:pageBreakBefore/>
       </w:pPr>
-      <w:bookmarkStart w:id="41" w:name="_Toc243458979"/>
+      <w:bookmarkStart w:id="41" w:name="_Toc243474531"/>
       <w:r>
         <w:t>COBERTURA DE ERRORES Y TRAZABILIDAD DEL ERS</w:t>
       </w:r>
@@ -31929,7 +31929,7 @@
           <w:sz w:val="24"/>
         </w:rPr>
       </w:pPr>
-      <w:bookmarkStart w:id="42" w:name="_Toc243459001"/>
+      <w:bookmarkStart w:id="42" w:name="_Toc243474553"/>
       <w:r>
         <w:rPr>
           <w:sz w:val="24"/>
@@ -32385,7 +32385,7 @@
       <w:pPr>
         <w:pStyle w:val="Ttulo2"/>
       </w:pPr>
-      <w:bookmarkStart w:id="43" w:name="_Toc243458980"/>
+      <w:bookmarkStart w:id="43" w:name="_Toc243474532"/>
       <w:r>
         <w:t>Contrato de respuesta y protocolo</w:t>
       </w:r>
@@ -32461,7 +32461,7 @@
       <w:pPr>
         <w:pStyle w:val="Ttulo2"/>
       </w:pPr>
-      <w:bookmarkStart w:id="44" w:name="_Toc243458981"/>
+      <w:bookmarkStart w:id="44" w:name="_Toc243474533"/>
       <w:r>
         <w:t>Relación con la Especificación de Requisitos de Software</w:t>
       </w:r>
